--- a/App/documents/Informações Financiamento.docx
+++ b/App/documents/Informações Financiamento.docx
@@ -14,20 +14,12 @@
     </w:p>
     <w:p>
       <w:r>
-        <w:t>==================================================================</w:t>
-      </w:r>
-    </w:p>
-    <w:p>
-      <w:r>
-        <w:t xml:space="preserve">Como contratar um financiamento de veículos com a Stellantis </w:t>
-      </w:r>
-      <w:proofErr w:type="spellStart"/>
-      <w:r>
-        <w:t>Financiamentois</w:t>
-      </w:r>
-      <w:proofErr w:type="spellEnd"/>
-      <w:r>
-        <w:t>?</w:t>
+        <w:t>---DOCUMENTO---</w:t>
+      </w:r>
+    </w:p>
+    <w:p>
+      <w:r>
+        <w:t>Como contratar um financiamento de veículos com a Stellantis Financiamentois?</w:t>
       </w:r>
     </w:p>
     <w:p>
@@ -39,17 +31,8 @@
           <w:b/>
           <w:bCs/>
         </w:rPr>
-        <w:t xml:space="preserve">Citroën, Fiat, Peugeot, Jeep, RAM e </w:t>
-      </w:r>
-      <w:proofErr w:type="spellStart"/>
-      <w:r>
-        <w:rPr>
-          <w:b/>
-          <w:bCs/>
-        </w:rPr>
-        <w:t>Leapmotor</w:t>
-      </w:r>
-      <w:proofErr w:type="spellEnd"/>
+        <w:t>Citroën, Fiat, Peugeot, Jeep, RAM e Leapmotor</w:t>
+      </w:r>
       <w:r>
         <w:t> e descubra o carro novo ou seminovo que mais combina com você.</w:t>
       </w:r>
@@ -61,7 +44,7 @@
     </w:p>
     <w:p>
       <w:r>
-        <w:t>==================================================================</w:t>
+        <w:t>---DOCUMENTO---</w:t>
       </w:r>
     </w:p>
     <w:p>
@@ -76,7 +59,7 @@
     </w:p>
     <w:p>
       <w:r>
-        <w:t>==================================================================</w:t>
+        <w:t>---DOCUMENTO---</w:t>
       </w:r>
     </w:p>
     <w:p>
@@ -101,7 +84,7 @@
     </w:p>
     <w:p>
       <w:r>
-        <w:t>==================================================================</w:t>
+        <w:t>---DOCUMENTO---</w:t>
       </w:r>
     </w:p>
     <w:p>
@@ -126,7 +109,7 @@
     </w:p>
     <w:p>
       <w:r>
-        <w:t>==================================================================</w:t>
+        <w:t>---DOCUMENTO---</w:t>
       </w:r>
     </w:p>
     <w:p>
@@ -162,7 +145,7 @@
     </w:p>
     <w:p>
       <w:r>
-        <w:t>==================================================================</w:t>
+        <w:t>---DOCUMENTO---</w:t>
       </w:r>
     </w:p>
     <w:p>
